--- a/templates/2-side/acts/Template_2_side_act.docx
+++ b/templates/2-side/acts/Template_2_side_act.docx
@@ -525,13 +525,13 @@
     </w:p>
     <w:tbl>
       <w:tblPr>
-        <w:tblW w:w="4997" w:type="pct"/>
+        <w:tblW w:w="4023" w:type="pct"/>
         <w:tblInd w:w="5" w:type="dxa"/>
         <w:tblLook w:val="04A0" w:firstRow="1" w:lastRow="0" w:firstColumn="1" w:lastColumn="0" w:noHBand="0" w:noVBand="1"/>
       </w:tblPr>
       <w:tblGrid>
-        <w:gridCol w:w="7631"/>
-        <w:gridCol w:w="1719"/>
+        <w:gridCol w:w="7212"/>
+        <w:gridCol w:w="2137"/>
       </w:tblGrid>
       <w:tr>
         <w:tc>
@@ -561,10 +561,10 @@
             </w:tblPr>
             <w:tblGrid>
               <w:gridCol w:w="939"/>
-              <w:gridCol w:w="2409"/>
-              <w:gridCol w:w="1297"/>
-              <w:gridCol w:w="1222"/>
-              <w:gridCol w:w="1450"/>
+              <w:gridCol w:w="2298"/>
+              <w:gridCol w:w="1189"/>
+              <w:gridCol w:w="1269"/>
+              <w:gridCol w:w="1622"/>
               <w:gridCol w:w="1806"/>
             </w:tblGrid>
             <w:tr>
@@ -573,7 +573,7 @@
               </w:trPr>
               <w:tc>
                 <w:tcPr>
-                  <w:tcW w:w="630" w:type="dxa"/>
+                  <w:tcW w:w="939" w:type="dxa"/>
                   <w:shd w:val="clear" w:color="auto" w:fill="auto"/>
                   <w:vAlign w:val="center"/>
                 </w:tcPr>
@@ -583,26 +583,14 @@
                     <w:rPr>
                       <w:rFonts w:cs="Arial"/>
                       <w:bCs/>
-                      <w:sz w:val="20"/>
-                      <w:szCs w:val="20"/>
+                      <w:szCs w:val="18"/>
                     </w:rPr>
                   </w:pPr>
                   <w:r>
                     <w:rPr>
                       <w:rFonts w:cs="Arial"/>
                       <w:bCs/>
-                      <w:sz w:val="20"/>
-                      <w:szCs w:val="20"/>
-                      <w:lang w:val="en-US"/>
-                    </w:rPr>
-                    <w:t xml:space="preserve">  </w:t>
-                  </w:r>
-                  <w:r>
-                    <w:rPr>
-                      <w:rFonts w:cs="Arial"/>
-                      <w:bCs/>
-                      <w:sz w:val="20"/>
-                      <w:szCs w:val="20"/>
+                      <w:szCs w:val="18"/>
                     </w:rPr>
                     <w:t>№</w:t>
                   </w:r>
@@ -610,7 +598,7 @@
               </w:tc>
               <w:tc>
                 <w:tcPr>
-                  <w:tcW w:w="3136" w:type="dxa"/>
+                  <w:tcW w:w="2338" w:type="dxa"/>
                   <w:shd w:val="clear" w:color="auto" w:fill="auto"/>
                   <w:vAlign w:val="center"/>
                 </w:tcPr>
@@ -620,16 +608,14 @@
                     <w:rPr>
                       <w:rFonts w:cs="Arial"/>
                       <w:bCs/>
-                      <w:sz w:val="20"/>
-                      <w:szCs w:val="20"/>
+                      <w:szCs w:val="18"/>
                     </w:rPr>
                   </w:pPr>
                   <w:r>
                     <w:rPr>
                       <w:rFonts w:cs="Arial"/>
                       <w:bCs/>
-                      <w:sz w:val="20"/>
-                      <w:szCs w:val="20"/>
+                      <w:szCs w:val="18"/>
                     </w:rPr>
                     <w:t>Наименование</w:t>
                   </w:r>
@@ -637,7 +623,7 @@
               </w:tc>
               <w:tc>
                 <w:tcPr>
-                  <w:tcW w:w="1297" w:type="dxa"/>
+                  <w:tcW w:w="1134" w:type="dxa"/>
                   <w:vAlign w:val="center"/>
                 </w:tcPr>
                 <w:p>
@@ -646,16 +632,14 @@
                     <w:rPr>
                       <w:rFonts w:cs="Arial"/>
                       <w:bCs/>
-                      <w:sz w:val="20"/>
-                      <w:szCs w:val="20"/>
+                      <w:szCs w:val="18"/>
                     </w:rPr>
                   </w:pPr>
                   <w:r>
                     <w:rPr>
                       <w:rFonts w:cs="Arial"/>
                       <w:bCs/>
-                      <w:sz w:val="20"/>
-                      <w:szCs w:val="20"/>
+                      <w:szCs w:val="18"/>
                     </w:rPr>
                     <w:t>Количество</w:t>
                   </w:r>
@@ -663,25 +647,24 @@
               </w:tc>
               <w:tc>
                 <w:tcPr>
-                  <w:tcW w:w="1222" w:type="dxa"/>
+                  <w:tcW w:w="1276" w:type="dxa"/>
                   <w:vAlign w:val="center"/>
                 </w:tcPr>
                 <w:p>
                   <w:pPr>
                     <w:spacing w:after="0"/>
-                    <w:rPr>
-                      <w:rFonts w:cs="Arial"/>
-                      <w:bCs/>
-                      <w:sz w:val="20"/>
-                      <w:szCs w:val="20"/>
+                    <w:jc w:val="center"/>
+                    <w:rPr>
+                      <w:rFonts w:cs="Arial"/>
+                      <w:bCs/>
+                      <w:szCs w:val="18"/>
                     </w:rPr>
                   </w:pPr>
                   <w:r>
                     <w:rPr>
                       <w:rFonts w:cs="Arial"/>
                       <w:bCs/>
-                      <w:sz w:val="20"/>
-                      <w:szCs w:val="20"/>
+                      <w:szCs w:val="18"/>
                     </w:rPr>
                     <w:t>Единицы измерения</w:t>
                   </w:r>
@@ -689,7 +672,8 @@
               </w:tc>
               <w:tc>
                 <w:tcPr>
-                  <w:tcW w:w="1399" w:type="dxa"/>
+                  <w:tcW w:w="1630" w:type="dxa"/>
+                  <w:vAlign w:val="center"/>
                 </w:tcPr>
                 <w:p>
                   <w:pPr>
@@ -697,44 +681,23 @@
                     <w:rPr>
                       <w:rFonts w:cs="Arial"/>
                       <w:bCs/>
-                      <w:sz w:val="20"/>
-                      <w:szCs w:val="20"/>
+                      <w:szCs w:val="18"/>
                     </w:rPr>
                   </w:pPr>
                   <w:r>
                     <w:rPr>
                       <w:rFonts w:cs="Arial"/>
                       <w:bCs/>
-                      <w:sz w:val="20"/>
-                      <w:szCs w:val="20"/>
-                    </w:rPr>
-                    <w:t>Цена,</w:t>
-                  </w:r>
-                </w:p>
-                <w:p>
-                  <w:pPr>
-                    <w:spacing w:after="0"/>
-                    <w:rPr>
-                      <w:rFonts w:cs="Arial"/>
-                      <w:bCs/>
-                      <w:sz w:val="20"/>
-                      <w:szCs w:val="20"/>
-                    </w:rPr>
-                  </w:pPr>
-                  <w:r>
-                    <w:rPr>
-                      <w:rFonts w:cs="Arial"/>
-                      <w:bCs/>
-                      <w:sz w:val="20"/>
-                      <w:szCs w:val="20"/>
-                    </w:rPr>
-                    <w:t>рублей</w:t>
+                      <w:szCs w:val="18"/>
+                    </w:rPr>
+                    <w:t>Цена, рублей</w:t>
                   </w:r>
                 </w:p>
               </w:tc>
               <w:tc>
                 <w:tcPr>
-                  <w:tcW w:w="1439" w:type="dxa"/>
+                  <w:tcW w:w="1806" w:type="dxa"/>
+                  <w:vAlign w:val="center"/>
                 </w:tcPr>
                 <w:p>
                   <w:pPr>
@@ -742,38 +705,16 @@
                     <w:rPr>
                       <w:rFonts w:cs="Arial"/>
                       <w:bCs/>
-                      <w:sz w:val="20"/>
-                      <w:szCs w:val="20"/>
+                      <w:szCs w:val="18"/>
                     </w:rPr>
                   </w:pPr>
                   <w:r>
                     <w:rPr>
                       <w:rFonts w:cs="Arial"/>
                       <w:bCs/>
-                      <w:sz w:val="20"/>
-                      <w:szCs w:val="20"/>
-                    </w:rPr>
-                    <w:t>Стоимость,</w:t>
-                  </w:r>
-                </w:p>
-                <w:p>
-                  <w:pPr>
-                    <w:spacing w:after="0"/>
-                    <w:rPr>
-                      <w:rFonts w:cs="Arial"/>
-                      <w:bCs/>
-                      <w:sz w:val="20"/>
-                      <w:szCs w:val="20"/>
-                    </w:rPr>
-                  </w:pPr>
-                  <w:r>
-                    <w:rPr>
-                      <w:rFonts w:cs="Arial"/>
-                      <w:bCs/>
-                      <w:sz w:val="20"/>
-                      <w:szCs w:val="20"/>
-                    </w:rPr>
-                    <w:t>рублей</w:t>
+                      <w:szCs w:val="18"/>
+                    </w:rPr>
+                    <w:t>Стоимость, рублей</w:t>
                   </w:r>
                 </w:p>
               </w:tc>
@@ -784,7 +725,7 @@
               </w:trPr>
               <w:tc>
                 <w:tcPr>
-                  <w:tcW w:w="630" w:type="dxa"/>
+                  <w:tcW w:w="939" w:type="dxa"/>
                   <w:shd w:val="clear" w:color="auto" w:fill="auto"/>
                   <w:vAlign w:val="center"/>
                 </w:tcPr>
@@ -831,7 +772,7 @@
               </w:tc>
               <w:tc>
                 <w:tcPr>
-                  <w:tcW w:w="3136" w:type="dxa"/>
+                  <w:tcW w:w="2338" w:type="dxa"/>
                   <w:shd w:val="clear" w:color="auto" w:fill="auto"/>
                   <w:vAlign w:val="center"/>
                 </w:tcPr>
@@ -878,7 +819,7 @@
               </w:tc>
               <w:tc>
                 <w:tcPr>
-                  <w:tcW w:w="1297" w:type="dxa"/>
+                  <w:tcW w:w="1134" w:type="dxa"/>
                   <w:vAlign w:val="center"/>
                 </w:tcPr>
                 <w:p>
@@ -925,7 +866,7 @@
               </w:tc>
               <w:tc>
                 <w:tcPr>
-                  <w:tcW w:w="1222" w:type="dxa"/>
+                  <w:tcW w:w="1276" w:type="dxa"/>
                   <w:vAlign w:val="center"/>
                 </w:tcPr>
                 <w:p>
@@ -972,7 +913,7 @@
               </w:tc>
               <w:tc>
                 <w:tcPr>
-                  <w:tcW w:w="1399" w:type="dxa"/>
+                  <w:tcW w:w="1630" w:type="dxa"/>
                   <w:vAlign w:val="center"/>
                 </w:tcPr>
                 <w:p>
@@ -1012,13 +953,13 @@
                       <w:sz w:val="20"/>
                       <w:szCs w:val="20"/>
                     </w:rPr>
-                    <w:t>} ₽</w:t>
+                    <w:t>}</w:t>
                   </w:r>
                 </w:p>
               </w:tc>
               <w:tc>
                 <w:tcPr>
-                  <w:tcW w:w="1439" w:type="dxa"/>
+                  <w:tcW w:w="1806" w:type="dxa"/>
                   <w:vAlign w:val="center"/>
                 </w:tcPr>
                 <w:p>
@@ -1058,19 +999,17 @@
                       <w:sz w:val="20"/>
                       <w:szCs w:val="20"/>
                     </w:rPr>
-                    <w:t xml:space="preserve">} ₽ </w:t>
+                    <w:t>}</w:t>
                   </w:r>
-                </w:p>
-                <w:p>
-                  <w:pPr>
-                    <w:spacing w:after="0"/>
-                    <w:rPr>
-                      <w:rFonts w:cs="Arial"/>
-                      <w:bCs/>
-                      <w:sz w:val="20"/>
-                      <w:szCs w:val="20"/>
-                    </w:rPr>
-                  </w:pPr>
+                  <w:r>
+                    <w:rPr>
+                      <w:rFonts w:cs="Arial"/>
+                      <w:bCs/>
+                      <w:sz w:val="20"/>
+                      <w:szCs w:val="20"/>
+                    </w:rPr>
+                    <w:t xml:space="preserve"> </w:t>
+                  </w:r>
                   <w:r>
                     <w:rPr>
                       <w:rFonts w:cs="Arial"/>
@@ -1109,7 +1048,7 @@
               </w:trPr>
               <w:tc>
                 <w:tcPr>
-                  <w:tcW w:w="630" w:type="dxa"/>
+                  <w:tcW w:w="939" w:type="dxa"/>
                   <w:shd w:val="clear" w:color="auto" w:fill="auto"/>
                   <w:vAlign w:val="center"/>
                 </w:tcPr>
@@ -1127,7 +1066,7 @@
               </w:tc>
               <w:tc>
                 <w:tcPr>
-                  <w:tcW w:w="7054" w:type="dxa"/>
+                  <w:tcW w:w="6378" w:type="dxa"/>
                   <w:gridSpan w:val="4"/>
                   <w:shd w:val="clear" w:color="auto" w:fill="auto"/>
                   <w:vAlign w:val="center"/>
@@ -1155,7 +1094,7 @@
               </w:tc>
               <w:tc>
                 <w:tcPr>
-                  <w:tcW w:w="1439" w:type="dxa"/>
+                  <w:tcW w:w="1806" w:type="dxa"/>
                   <w:vAlign w:val="center"/>
                 </w:tcPr>
                 <w:p>
@@ -1203,6 +1142,7 @@
           </w:tbl>
           <w:p>
             <w:pPr>
+              <w:spacing w:after="0"/>
               <w:rPr>
                 <w:rFonts w:cs="Arial"/>
                 <w:bCs/>
@@ -1216,7 +1156,7 @@
       <w:tr>
         <w:tc>
           <w:tcPr>
-            <w:tcW w:w="4357" w:type="pct"/>
+            <w:tcW w:w="3857" w:type="pct"/>
             <w:tcBorders>
               <w:top w:val="none" w:sz="4" w:space="0" w:color="000000"/>
               <w:left w:val="none" w:sz="4" w:space="0" w:color="000000"/>
@@ -1227,7 +1167,7 @@
           </w:tcPr>
           <w:p>
             <w:pPr>
-              <w:spacing w:before="20" w:after="20"/>
+              <w:spacing w:after="0"/>
               <w:ind w:left="20" w:right="20"/>
               <w:jc w:val="right"/>
               <w:rPr>
@@ -1251,7 +1191,7 @@
         </w:tc>
         <w:tc>
           <w:tcPr>
-            <w:tcW w:w="643" w:type="pct"/>
+            <w:tcW w:w="1142" w:type="pct"/>
             <w:tcBorders>
               <w:top w:val="none" w:sz="4" w:space="0" w:color="000000"/>
               <w:left w:val="none" w:sz="4" w:space="0" w:color="000000"/>
@@ -1262,7 +1202,7 @@
           </w:tcPr>
           <w:p>
             <w:pPr>
-              <w:spacing w:before="20" w:after="20"/>
+              <w:spacing w:after="0"/>
               <w:ind w:left="20" w:right="20"/>
               <w:jc w:val="right"/>
               <w:rPr>
@@ -1300,6 +1240,15 @@
                 <w:szCs w:val="20"/>
               </w:rPr>
               <w:t>}</w:t>
+            </w:r>
+            <w:r>
+              <w:rPr>
+                <w:rFonts w:cs="Arial"/>
+                <w:bCs/>
+                <w:sz w:val="20"/>
+                <w:szCs w:val="20"/>
+              </w:rPr>
+              <w:t xml:space="preserve"> ₽</w:t>
             </w:r>
           </w:p>
         </w:tc>
@@ -1307,7 +1256,7 @@
       <w:tr>
         <w:tc>
           <w:tcPr>
-            <w:tcW w:w="4357" w:type="pct"/>
+            <w:tcW w:w="3857" w:type="pct"/>
             <w:tcBorders>
               <w:top w:val="none" w:sz="4" w:space="0" w:color="000000"/>
               <w:left w:val="none" w:sz="4" w:space="0" w:color="000000"/>
@@ -1318,7 +1267,7 @@
           </w:tcPr>
           <w:p>
             <w:pPr>
-              <w:spacing w:before="20" w:after="20"/>
+              <w:spacing w:after="0"/>
               <w:ind w:left="20" w:right="20"/>
               <w:jc w:val="right"/>
               <w:rPr>
@@ -1342,7 +1291,7 @@
         </w:tc>
         <w:tc>
           <w:tcPr>
-            <w:tcW w:w="643" w:type="pct"/>
+            <w:tcW w:w="1142" w:type="pct"/>
             <w:tcBorders>
               <w:top w:val="none" w:sz="4" w:space="0" w:color="000000"/>
               <w:left w:val="none" w:sz="4" w:space="0" w:color="000000"/>
@@ -1353,7 +1302,7 @@
           </w:tcPr>
           <w:p>
             <w:pPr>
-              <w:spacing w:before="20" w:after="20"/>
+              <w:spacing w:after="0"/>
               <w:ind w:left="20" w:right="20"/>
               <w:jc w:val="right"/>
               <w:rPr>
@@ -2736,7 +2685,7 @@
   <w:style w:type="paragraph" w:default="1" w:styleId="a">
     <w:name w:val="Normal"/>
     <w:qFormat/>
-    <w:rsid w:val="00F701C5"/>
+    <w:rsid w:val="00703A2E"/>
   </w:style>
   <w:style w:type="character" w:default="1" w:styleId="a0">
     <w:name w:val="Default Paragraph Font"/>
